--- a/DatabaseDraft.docx
+++ b/DatabaseDraft.docx
@@ -297,150 +297,150 @@
       <w:r>
         <w:t>Log Hour</w:t>
       </w:r>
+    </w:p>
+    <w:p>
+      <w:pPr>
+        <w:pStyle w:val="ListParagraph"/>
+        <w:numPr>
+          <w:ilvl w:val="0"/>
+          <w:numId w:val="3"/>
+        </w:numPr>
+      </w:pPr>
+      <w:r>
+        <w:t>Venue</w:t>
+      </w:r>
+    </w:p>
+    <w:p>
+      <w:pPr>
+        <w:pStyle w:val="ListParagraph"/>
+        <w:numPr>
+          <w:ilvl w:val="0"/>
+          <w:numId w:val="3"/>
+        </w:numPr>
+      </w:pPr>
+      <w:r>
+        <w:t>Organizer</w:t>
+      </w:r>
+    </w:p>
+    <w:p>
+      <w:pPr>
+        <w:pStyle w:val="ListParagraph"/>
+        <w:numPr>
+          <w:ilvl w:val="0"/>
+          <w:numId w:val="3"/>
+        </w:numPr>
+      </w:pPr>
+      <w:r>
+        <w:t>Remarks</w:t>
+      </w:r>
+    </w:p>
+    <w:p>
+      <w:pPr>
+        <w:pStyle w:val="ListParagraph"/>
+        <w:numPr>
+          <w:ilvl w:val="0"/>
+          <w:numId w:val="3"/>
+        </w:numPr>
+      </w:pPr>
+      <w:r>
+        <w:t>Status (Active, Pending, Done)</w:t>
+      </w:r>
+    </w:p>
+    <w:p>
+      <w:pPr>
+        <w:pStyle w:val="ListParagraph"/>
+        <w:numPr>
+          <w:ilvl w:val="0"/>
+          <w:numId w:val="3"/>
+        </w:numPr>
+      </w:pPr>
+      <w:proofErr w:type="spellStart"/>
+      <w:r>
+        <w:t>Attendance_status</w:t>
+      </w:r>
+      <w:proofErr w:type="spellEnd"/>
+      <w:r>
+        <w:t>(Pending, Active, Close)</w:t>
+      </w:r>
+    </w:p>
+    <w:p>
+      <w:r>
+        <w:t>Participation</w:t>
+      </w:r>
+    </w:p>
+    <w:p>
+      <w:pPr>
+        <w:pStyle w:val="ListParagraph"/>
+        <w:numPr>
+          <w:ilvl w:val="0"/>
+          <w:numId w:val="4"/>
+        </w:numPr>
+      </w:pPr>
+      <w:r>
+        <w:t>Participation Id</w:t>
+      </w:r>
+    </w:p>
+    <w:p>
+      <w:pPr>
+        <w:pStyle w:val="ListParagraph"/>
+        <w:numPr>
+          <w:ilvl w:val="0"/>
+          <w:numId w:val="4"/>
+        </w:numPr>
+      </w:pPr>
+      <w:r>
+        <w:t>Volunteer Id</w:t>
+      </w:r>
+    </w:p>
+    <w:p>
+      <w:pPr>
+        <w:pStyle w:val="ListParagraph"/>
+        <w:numPr>
+          <w:ilvl w:val="0"/>
+          <w:numId w:val="4"/>
+        </w:numPr>
+      </w:pPr>
+      <w:r>
+        <w:t>Event Id</w:t>
+      </w:r>
+    </w:p>
+    <w:p>
+      <w:pPr>
+        <w:pStyle w:val="ListParagraph"/>
+        <w:numPr>
+          <w:ilvl w:val="0"/>
+          <w:numId w:val="4"/>
+        </w:numPr>
+      </w:pPr>
+      <w:r>
+        <w:t>Type (Working, Audience)</w:t>
+      </w:r>
+    </w:p>
+    <w:p>
+      <w:pPr>
+        <w:pStyle w:val="ListParagraph"/>
+        <w:numPr>
+          <w:ilvl w:val="0"/>
+          <w:numId w:val="4"/>
+        </w:numPr>
+      </w:pPr>
+      <w:r>
+        <w:t>Status</w:t>
+      </w:r>
+    </w:p>
+    <w:p>
+      <w:pPr>
+        <w:pStyle w:val="ListParagraph"/>
+        <w:numPr>
+          <w:ilvl w:val="0"/>
+          <w:numId w:val="4"/>
+        </w:numPr>
+      </w:pPr>
+      <w:r>
+        <w:t>Attendance(Pending, Yes, No)</w:t>
+      </w:r>
       <w:bookmarkStart w:id="0" w:name="_GoBack"/>
       <w:bookmarkEnd w:id="0"/>
-    </w:p>
-    <w:p>
-      <w:pPr>
-        <w:pStyle w:val="ListParagraph"/>
-        <w:numPr>
-          <w:ilvl w:val="0"/>
-          <w:numId w:val="3"/>
-        </w:numPr>
-      </w:pPr>
-      <w:r>
-        <w:t>Venue</w:t>
-      </w:r>
-    </w:p>
-    <w:p>
-      <w:pPr>
-        <w:pStyle w:val="ListParagraph"/>
-        <w:numPr>
-          <w:ilvl w:val="0"/>
-          <w:numId w:val="3"/>
-        </w:numPr>
-      </w:pPr>
-      <w:r>
-        <w:t>Organizer</w:t>
-      </w:r>
-    </w:p>
-    <w:p>
-      <w:pPr>
-        <w:pStyle w:val="ListParagraph"/>
-        <w:numPr>
-          <w:ilvl w:val="0"/>
-          <w:numId w:val="3"/>
-        </w:numPr>
-      </w:pPr>
-      <w:r>
-        <w:t>Remarks</w:t>
-      </w:r>
-    </w:p>
-    <w:p>
-      <w:pPr>
-        <w:pStyle w:val="ListParagraph"/>
-        <w:numPr>
-          <w:ilvl w:val="0"/>
-          <w:numId w:val="3"/>
-        </w:numPr>
-      </w:pPr>
-      <w:r>
-        <w:t>Status (Active, Pending, Done)</w:t>
-      </w:r>
-    </w:p>
-    <w:p>
-      <w:pPr>
-        <w:pStyle w:val="ListParagraph"/>
-        <w:numPr>
-          <w:ilvl w:val="0"/>
-          <w:numId w:val="3"/>
-        </w:numPr>
-      </w:pPr>
-      <w:proofErr w:type="spellStart"/>
-      <w:r>
-        <w:t>Attendance_status</w:t>
-      </w:r>
-      <w:proofErr w:type="spellEnd"/>
-      <w:r>
-        <w:t>(Pending, Active, Close)</w:t>
-      </w:r>
-    </w:p>
-    <w:p>
-      <w:r>
-        <w:t>Participation</w:t>
-      </w:r>
-    </w:p>
-    <w:p>
-      <w:pPr>
-        <w:pStyle w:val="ListParagraph"/>
-        <w:numPr>
-          <w:ilvl w:val="0"/>
-          <w:numId w:val="4"/>
-        </w:numPr>
-      </w:pPr>
-      <w:r>
-        <w:t>Participation Id</w:t>
-      </w:r>
-    </w:p>
-    <w:p>
-      <w:pPr>
-        <w:pStyle w:val="ListParagraph"/>
-        <w:numPr>
-          <w:ilvl w:val="0"/>
-          <w:numId w:val="4"/>
-        </w:numPr>
-      </w:pPr>
-      <w:r>
-        <w:t>Volunteer Id</w:t>
-      </w:r>
-    </w:p>
-    <w:p>
-      <w:pPr>
-        <w:pStyle w:val="ListParagraph"/>
-        <w:numPr>
-          <w:ilvl w:val="0"/>
-          <w:numId w:val="4"/>
-        </w:numPr>
-      </w:pPr>
-      <w:r>
-        <w:t>Event Id</w:t>
-      </w:r>
-    </w:p>
-    <w:p>
-      <w:pPr>
-        <w:pStyle w:val="ListParagraph"/>
-        <w:numPr>
-          <w:ilvl w:val="0"/>
-          <w:numId w:val="4"/>
-        </w:numPr>
-      </w:pPr>
-      <w:r>
-        <w:t>Type (Working, Audience)</w:t>
-      </w:r>
-    </w:p>
-    <w:p>
-      <w:pPr>
-        <w:pStyle w:val="ListParagraph"/>
-        <w:numPr>
-          <w:ilvl w:val="0"/>
-          <w:numId w:val="4"/>
-        </w:numPr>
-      </w:pPr>
-      <w:r>
-        <w:t>Status</w:t>
-      </w:r>
-    </w:p>
-    <w:p>
-      <w:pPr>
-        <w:pStyle w:val="ListParagraph"/>
-        <w:numPr>
-          <w:ilvl w:val="0"/>
-          <w:numId w:val="4"/>
-        </w:numPr>
-      </w:pPr>
-      <w:r>
-        <w:t>Attendance(Pending, Yes, No)</w:t>
-      </w:r>
     </w:p>
     <w:sectPr>
       <w:pgSz w:w="12240" w:h="15840"/>
